--- a/初二练习册/学生版/秋08 第1讲机械运动 练习册 教师版.docx
+++ b/初二练习册/学生版/秋08 第1讲机械运动 练习册 教师版.docx
@@ -742,20 +742,11 @@
     </w:p>
     <w:p>
       <w:pPr>
-        <w:pStyle w:val="af3"/>
-      </w:pPr>
-      <w:r>
-        <w:rPr>
-          <w:rFonts w:hint="eastAsia"/>
-        </w:rPr>
-        <w:t>【答案】</w:t>
-      </w:r>
-      <w:r>
-        <w:rPr>
-          <w:rFonts w:hint="eastAsia"/>
-        </w:rPr>
-        <w:t>B</w:t>
-      </w:r>
+        <w:pStyle w:val="123"/>
+        <w:rPr>
+          <w:rFonts w:hint="eastAsia"/>
+        </w:rPr>
+      </w:pPr>
     </w:p>
     <w:bookmarkEnd w:id="0"/>
     <w:p>
@@ -1109,19 +1100,10 @@
     <w:p>
       <w:pPr>
         <w:pStyle w:val="af3"/>
-      </w:pPr>
-      <w:r>
-        <w:rPr>
-          <w:rFonts w:hint="eastAsia"/>
-        </w:rPr>
-        <w:t>【答案】</w:t>
-      </w:r>
-      <w:r>
-        <w:rPr>
-          <w:rFonts w:hint="eastAsia"/>
-        </w:rPr>
-        <w:t>B</w:t>
-      </w:r>
+        <w:rPr>
+          <w:rFonts w:hint="eastAsia"/>
+        </w:rPr>
+      </w:pPr>
     </w:p>
     <w:p>
       <w:pPr>
@@ -1639,19 +1621,10 @@
     <w:p>
       <w:pPr>
         <w:pStyle w:val="af3"/>
-      </w:pPr>
-      <w:r>
-        <w:rPr>
-          <w:rFonts w:hint="eastAsia"/>
-        </w:rPr>
-        <w:t>【答案】</w:t>
-      </w:r>
-      <w:r>
-        <w:rPr>
-          <w:rFonts w:hint="eastAsia"/>
-        </w:rPr>
-        <w:t>C</w:t>
-      </w:r>
+        <w:rPr>
+          <w:rFonts w:hint="eastAsia"/>
+        </w:rPr>
+      </w:pPr>
     </w:p>
     <w:p>
       <w:pPr>
@@ -1980,19 +1953,10 @@
       <w:pPr>
         <w:pStyle w:val="1230"/>
         <w:ind w:left="588"/>
-      </w:pPr>
-      <w:r>
-        <w:rPr>
-          <w:rFonts w:hint="eastAsia"/>
-        </w:rPr>
-        <w:t>【答案】</w:t>
-      </w:r>
-      <w:r>
-        <w:rPr>
-          <w:rFonts w:hint="eastAsia"/>
-        </w:rPr>
-        <w:t>C</w:t>
-      </w:r>
+        <w:rPr>
+          <w:rFonts w:hint="eastAsia"/>
+        </w:rPr>
+      </w:pPr>
     </w:p>
     <w:p>
       <w:pPr>
@@ -2205,19 +2169,10 @@
     <w:p>
       <w:pPr>
         <w:pStyle w:val="af3"/>
-      </w:pPr>
-      <w:r>
-        <w:rPr>
-          <w:rFonts w:hint="eastAsia"/>
-        </w:rPr>
-        <w:t>【答案】</w:t>
-      </w:r>
-      <w:r>
-        <w:rPr>
-          <w:rFonts w:hint="eastAsia"/>
-        </w:rPr>
-        <w:t>C</w:t>
-      </w:r>
+        <w:rPr>
+          <w:rFonts w:hint="eastAsia"/>
+        </w:rPr>
+      </w:pPr>
     </w:p>
     <w:p>
       <w:pPr>
@@ -2428,7 +2383,7 @@
           <w:noProof/>
         </w:rPr>
         <w:drawing>
-          <wp:inline distT="0" distB="0" distL="0" distR="0" wp14:anchorId="7D63AAA8" wp14:editId="38BCC1A3">
+          <wp:inline distT="0" distB="0" distL="0" distR="0" wp14:anchorId="7D63AAA8" wp14:editId="497A5062">
             <wp:extent cx="4274185" cy="1076960"/>
             <wp:effectExtent l="0" t="0" r="0" b="0"/>
             <wp:docPr id="104" name="图片 104"/>
@@ -2560,78 +2515,6 @@
         <w:pStyle w:val="1230"/>
         <w:ind w:left="588"/>
       </w:pPr>
-      <w:r>
-        <w:t>【答案】（</w:t>
-      </w:r>
-      <w:r>
-        <w:t>1</w:t>
-      </w:r>
-      <w:r>
-        <w:t>）</w:t>
-      </w:r>
-      <w:r>
-        <w:t>1.2</w:t>
-      </w:r>
-      <w:r>
-        <w:t>；</w:t>
-      </w:r>
-      <w:r>
-        <w:t>1.40</w:t>
-      </w:r>
-      <w:r>
-        <w:t>；</w:t>
-      </w:r>
-      <w:r>
-        <w:t>1.70</w:t>
-      </w:r>
-      <w:r>
-        <w:t>：</w:t>
-      </w:r>
-      <w:r>
-        <w:t>1cm</w:t>
-      </w:r>
-      <w:r>
-        <w:t>（</w:t>
-      </w:r>
-      <w:r>
-        <w:t>2</w:t>
-      </w:r>
-      <w:r>
-        <w:t>）乙；（</w:t>
-      </w:r>
-      <w:r>
-        <w:t>3</w:t>
-      </w:r>
-      <w:r>
-        <w:t>）</w:t>
-      </w:r>
-      <w:r>
-        <w:t>5</w:t>
-      </w:r>
-      <w:r>
-        <w:rPr>
-          <w:rFonts w:hint="eastAsia"/>
-        </w:rPr>
-        <w:t>min</w:t>
-      </w:r>
-      <w:r>
-        <w:t>37.5s</w:t>
-      </w:r>
-      <w:r>
-        <w:rPr>
-          <w:rFonts w:hint="eastAsia"/>
-        </w:rPr>
-        <w:t>或</w:t>
-      </w:r>
-      <w:r>
-        <w:rPr>
-          <w:rFonts w:hint="eastAsia"/>
-        </w:rPr>
-        <w:t>3</w:t>
-      </w:r>
-      <w:r>
-        <w:t>37.5s</w:t>
-      </w:r>
     </w:p>
     <w:p>
       <w:pPr>
@@ -3037,42 +2920,6 @@
         <w:pStyle w:val="1230"/>
         <w:ind w:left="588"/>
       </w:pPr>
-      <w:r>
-        <w:t>【答案】（</w:t>
-      </w:r>
-      <w:r>
-        <w:t>3</w:t>
-      </w:r>
-      <w:r>
-        <w:t>）</w:t>
-      </w:r>
-      <w:r>
-        <w:rPr>
-          <w:rFonts w:eastAsia="新宋体" w:hint="eastAsia"/>
-        </w:rPr>
-        <w:t xml:space="preserve">4min7 s       </w:t>
-      </w:r>
-      <w:r>
-        <w:rPr>
-          <w:rFonts w:hint="eastAsia"/>
-        </w:rPr>
-        <w:t>3</w:t>
-      </w:r>
-      <w:r>
-        <w:t>37.5s</w:t>
-      </w:r>
-      <w:r>
-        <w:rPr>
-          <w:rFonts w:hint="eastAsia"/>
-        </w:rPr>
-        <w:t xml:space="preserve">     </w:t>
-      </w:r>
-      <w:r>
-        <w:t>335</w:t>
-      </w:r>
-      <w:r>
-        <w:t>．</w:t>
-      </w:r>
     </w:p>
     <w:p>
       <w:pPr>
@@ -3988,66 +3835,9 @@
         <w:pStyle w:val="1230"/>
         <w:ind w:leftChars="0" w:left="0" w:firstLineChars="200" w:firstLine="420"/>
         <w:rPr>
-          <w:rFonts w:eastAsiaTheme="majorEastAsia"/>
-          <w:b/>
-          <w:bCs/>
-          <w:color w:val="0000FF"/>
-        </w:rPr>
-      </w:pPr>
-      <w:r>
-        <w:rPr>
-          <w:rFonts w:hint="eastAsia"/>
-        </w:rPr>
-        <w:t>【答案】（</w:t>
-      </w:r>
-      <w:r>
-        <w:rPr>
-          <w:rFonts w:hint="eastAsia"/>
-        </w:rPr>
-        <w:t>1</w:t>
-      </w:r>
-      <w:r>
-        <w:rPr>
-          <w:rFonts w:hint="eastAsia"/>
-        </w:rPr>
-        <w:t>）图乙；有；</w:t>
-      </w:r>
-      <w:r>
-        <w:rPr>
-          <w:rFonts w:hint="eastAsia"/>
-        </w:rPr>
-        <w:t>0.1</w:t>
-      </w:r>
-      <w:r>
-        <w:rPr>
-          <w:rFonts w:hint="eastAsia"/>
-        </w:rPr>
-        <w:t>；（</w:t>
-      </w:r>
-      <w:r>
-        <w:rPr>
-          <w:rFonts w:hint="eastAsia"/>
-        </w:rPr>
-        <w:t>2</w:t>
-      </w:r>
-      <w:r>
-        <w:rPr>
-          <w:rFonts w:hint="eastAsia"/>
-        </w:rPr>
-        <w:t>）</w:t>
-      </w:r>
-      <w:r>
-        <w:rPr>
-          <w:rFonts w:hint="eastAsia"/>
-        </w:rPr>
-        <w:t>25.00  0.1</w:t>
-      </w:r>
-      <w:r>
-        <w:rPr>
-          <w:rFonts w:hint="eastAsia"/>
-        </w:rPr>
-        <w:t>；偏大。</w:t>
-      </w:r>
+          <w:rFonts w:hint="eastAsia"/>
+        </w:rPr>
+      </w:pPr>
     </w:p>
     <w:p>
       <w:pPr>
@@ -4409,19 +4199,10 @@
       <w:pPr>
         <w:pStyle w:val="1230"/>
         <w:ind w:left="588"/>
-      </w:pPr>
-      <w:r>
-        <w:rPr>
-          <w:rFonts w:hint="eastAsia"/>
-        </w:rPr>
-        <w:t>【答案】</w:t>
-      </w:r>
-      <w:r>
-        <w:rPr>
-          <w:rFonts w:hint="eastAsia"/>
-        </w:rPr>
-        <w:t>A</w:t>
-      </w:r>
+        <w:rPr>
+          <w:rFonts w:hint="eastAsia"/>
+        </w:rPr>
+      </w:pPr>
     </w:p>
     <w:p>
       <w:pPr>
@@ -4734,49 +4515,10 @@
       <w:pPr>
         <w:pStyle w:val="1230"/>
         <w:ind w:left="588"/>
-      </w:pPr>
-      <w:r>
-        <w:rPr>
-          <w:rFonts w:hint="eastAsia"/>
-        </w:rPr>
-        <w:t>【答案】</w:t>
-      </w:r>
-      <w:r>
-        <w:rPr>
-          <w:rFonts w:hint="eastAsia"/>
-        </w:rPr>
-        <w:t xml:space="preserve">26.25cm </w:t>
-      </w:r>
-      <w:r>
-        <w:rPr>
-          <w:rFonts w:hint="eastAsia"/>
-        </w:rPr>
-        <w:t>；</w:t>
-      </w:r>
-      <w:r>
-        <w:rPr>
-          <w:rFonts w:hint="eastAsia"/>
-        </w:rPr>
-        <w:t>26.031cm</w:t>
-      </w:r>
-      <w:r>
-        <w:rPr>
-          <w:rFonts w:hint="eastAsia"/>
-        </w:rPr>
-        <w:t>；</w:t>
-      </w:r>
-      <w:r>
-        <w:rPr>
-          <w:rFonts w:hint="eastAsia"/>
-        </w:rPr>
-        <w:t>26.03</w:t>
-      </w:r>
-      <w:r>
-        <w:rPr>
-          <w:rFonts w:hint="eastAsia"/>
-        </w:rPr>
-        <w:t>；偏大。</w:t>
-      </w:r>
+        <w:rPr>
+          <w:rFonts w:hint="eastAsia"/>
+        </w:rPr>
+      </w:pPr>
     </w:p>
     <w:p>
       <w:pPr>
@@ -4785,9 +4527,72 @@
       </w:pPr>
       <w:r>
         <w:rPr>
+          <w:rFonts w:hint="eastAsia"/>
           <w:noProof/>
         </w:rPr>
         <w:lastRenderedPageBreak/>
+        <w:drawing>
+          <wp:anchor distT="0" distB="0" distL="114300" distR="114300" simplePos="0" relativeHeight="251661312" behindDoc="0" locked="0" layoutInCell="1" allowOverlap="1" wp14:anchorId="5E2BDDA9" wp14:editId="07D9CC2B">
+            <wp:simplePos x="0" y="0"/>
+            <wp:positionH relativeFrom="column">
+              <wp:posOffset>3588934</wp:posOffset>
+            </wp:positionH>
+            <wp:positionV relativeFrom="paragraph">
+              <wp:posOffset>849118</wp:posOffset>
+            </wp:positionV>
+            <wp:extent cx="714028" cy="859809"/>
+            <wp:effectExtent l="0" t="0" r="0" b="0"/>
+            <wp:wrapNone/>
+            <wp:docPr id="30" name="图片24" descr="菁优网：http://www.jyeoo.com"/>
+            <wp:cNvGraphicFramePr>
+              <a:graphicFrameLocks xmlns:a="http://schemas.openxmlformats.org/drawingml/2006/main" noChangeAspect="1"/>
+            </wp:cNvGraphicFramePr>
+            <a:graphic xmlns:a="http://schemas.openxmlformats.org/drawingml/2006/main">
+              <a:graphicData uri="http://schemas.openxmlformats.org/drawingml/2006/picture">
+                <pic:pic xmlns:pic="http://schemas.openxmlformats.org/drawingml/2006/picture">
+                  <pic:nvPicPr>
+                    <pic:cNvPr id="30" name="图片24" descr="菁优网：http://www.jyeoo.com"/>
+                    <pic:cNvPicPr>
+                      <a:picLocks noChangeAspect="1"/>
+                    </pic:cNvPicPr>
+                  </pic:nvPicPr>
+                  <pic:blipFill>
+                    <a:blip r:embed="rId25" cstate="print">
+                      <a:extLst>
+                        <a:ext uri="{28A0092B-C50C-407E-A947-70E740481C1C}">
+                          <a14:useLocalDpi xmlns:a14="http://schemas.microsoft.com/office/drawing/2010/main" val="0"/>
+                        </a:ext>
+                      </a:extLst>
+                    </a:blip>
+                    <a:stretch>
+                      <a:fillRect/>
+                    </a:stretch>
+                  </pic:blipFill>
+                  <pic:spPr>
+                    <a:xfrm>
+                      <a:off x="0" y="0"/>
+                      <a:ext cx="714028" cy="859809"/>
+                    </a:xfrm>
+                    <a:prstGeom prst="rect">
+                      <a:avLst/>
+                    </a:prstGeom>
+                  </pic:spPr>
+                </pic:pic>
+              </a:graphicData>
+            </a:graphic>
+            <wp14:sizeRelH relativeFrom="page">
+              <wp14:pctWidth>0</wp14:pctWidth>
+            </wp14:sizeRelH>
+            <wp14:sizeRelV relativeFrom="page">
+              <wp14:pctHeight>0</wp14:pctHeight>
+            </wp14:sizeRelV>
+          </wp:anchor>
+        </w:drawing>
+      </w:r>
+      <w:r>
+        <w:rPr>
+          <w:noProof/>
+        </w:rPr>
         <mc:AlternateContent>
           <mc:Choice Requires="wps">
             <w:drawing>
@@ -4986,49 +4791,6 @@
       <w:pPr>
         <w:pStyle w:val="123"/>
       </w:pPr>
-      <w:r>
-        <w:rPr>
-          <w:rFonts w:hint="eastAsia"/>
-          <w:noProof/>
-        </w:rPr>
-        <w:drawing>
-          <wp:inline distT="0" distB="0" distL="0" distR="0" wp14:anchorId="5E2BDDA9" wp14:editId="2BAFB5E9">
-            <wp:extent cx="1045028" cy="1258388"/>
-            <wp:effectExtent l="0" t="0" r="3175" b="0"/>
-            <wp:docPr id="30" name="图片24" descr="菁优网：http://www.jyeoo.com"/>
-            <wp:cNvGraphicFramePr>
-              <a:graphicFrameLocks xmlns:a="http://schemas.openxmlformats.org/drawingml/2006/main" noChangeAspect="1"/>
-            </wp:cNvGraphicFramePr>
-            <a:graphic xmlns:a="http://schemas.openxmlformats.org/drawingml/2006/main">
-              <a:graphicData uri="http://schemas.openxmlformats.org/drawingml/2006/picture">
-                <pic:pic xmlns:pic="http://schemas.openxmlformats.org/drawingml/2006/picture">
-                  <pic:nvPicPr>
-                    <pic:cNvPr id="30" name="图片24" descr="菁优网：http://www.jyeoo.com"/>
-                    <pic:cNvPicPr>
-                      <a:picLocks noChangeAspect="1"/>
-                    </pic:cNvPicPr>
-                  </pic:nvPicPr>
-                  <pic:blipFill>
-                    <a:blip r:embed="rId25" cstate="print"/>
-                    <a:stretch>
-                      <a:fillRect/>
-                    </a:stretch>
-                  </pic:blipFill>
-                  <pic:spPr>
-                    <a:xfrm>
-                      <a:off x="0" y="0"/>
-                      <a:ext cx="1049495" cy="1263767"/>
-                    </a:xfrm>
-                    <a:prstGeom prst="rect">
-                      <a:avLst/>
-                    </a:prstGeom>
-                  </pic:spPr>
-                </pic:pic>
-              </a:graphicData>
-            </a:graphic>
-          </wp:inline>
-        </w:drawing>
-      </w:r>
     </w:p>
     <w:p>
       <w:pPr>
@@ -5100,19 +4862,10 @@
     <w:p>
       <w:pPr>
         <w:pStyle w:val="af3"/>
-      </w:pPr>
-      <w:r>
-        <w:rPr>
-          <w:rFonts w:hint="eastAsia"/>
-        </w:rPr>
-        <w:t>【答案】</w:t>
-      </w:r>
-      <w:r>
-        <w:rPr>
-          <w:rFonts w:hint="eastAsia"/>
-        </w:rPr>
-        <w:t>C</w:t>
-      </w:r>
+        <w:rPr>
+          <w:rFonts w:hint="eastAsia"/>
+        </w:rPr>
+      </w:pPr>
     </w:p>
     <w:p>
       <w:pPr>
@@ -5435,19 +5188,10 @@
       <w:pPr>
         <w:pStyle w:val="1230"/>
         <w:ind w:left="588"/>
-      </w:pPr>
-      <w:r>
-        <w:rPr>
-          <w:rFonts w:hint="eastAsia"/>
-        </w:rPr>
-        <w:t>【答案】</w:t>
-      </w:r>
-      <w:r>
-        <w:rPr>
-          <w:rFonts w:hint="eastAsia"/>
-        </w:rPr>
-        <w:t>B</w:t>
-      </w:r>
+        <w:rPr>
+          <w:rFonts w:hint="eastAsia"/>
+        </w:rPr>
+      </w:pPr>
     </w:p>
     <w:p>
       <w:pPr>
@@ -5735,9 +5479,9 @@
           <w:noProof/>
         </w:rPr>
         <w:drawing>
-          <wp:inline distT="0" distB="0" distL="0" distR="0" wp14:anchorId="705A2C7C" wp14:editId="4E69972B">
-            <wp:extent cx="3662045" cy="1339850"/>
-            <wp:effectExtent l="0" t="0" r="8255" b="9525"/>
+          <wp:inline distT="0" distB="0" distL="0" distR="0" wp14:anchorId="705A2C7C" wp14:editId="21F282C9">
+            <wp:extent cx="2859206" cy="1046111"/>
+            <wp:effectExtent l="0" t="0" r="0" b="1905"/>
             <wp:docPr id="41" name="图片24" descr="菁优网：http://www.jyeoo.com"/>
             <wp:cNvGraphicFramePr>
               <a:graphicFrameLocks xmlns:a="http://schemas.openxmlformats.org/drawingml/2006/main" noChangeAspect="1"/>
@@ -5760,7 +5504,7 @@
                   <pic:spPr>
                     <a:xfrm>
                       <a:off x="0" y="0"/>
-                      <a:ext cx="3662045" cy="1339850"/>
+                      <a:ext cx="2886159" cy="1055973"/>
                     </a:xfrm>
                     <a:prstGeom prst="rect">
                       <a:avLst/>
@@ -5775,22 +5519,9 @@
     </w:p>
     <w:p>
       <w:pPr>
-        <w:pStyle w:val="1230"/>
-        <w:ind w:left="588"/>
-      </w:pPr>
-      <w:r>
-        <w:rPr>
-          <w:rFonts w:hint="eastAsia"/>
-        </w:rPr>
-        <w:t>【答案】东；大于；运动。</w:t>
-      </w:r>
-    </w:p>
-    <w:p>
-      <w:pPr>
         <w:spacing w:line="288" w:lineRule="auto"/>
-        <w:ind w:leftChars="-100" w:left="-210"/>
-        <w:rPr>
-          <w:rFonts w:ascii="Times New Roman" w:eastAsiaTheme="majorEastAsia" w:hAnsi="Times New Roman" w:cs="Times New Roman"/>
+        <w:rPr>
+          <w:rFonts w:ascii="Times New Roman" w:eastAsiaTheme="majorEastAsia" w:hAnsi="Times New Roman" w:cs="Times New Roman" w:hint="eastAsia"/>
           <w:b/>
           <w:bCs/>
           <w:color w:val="0000FF"/>
@@ -5806,7 +5537,6 @@
         <w:rPr>
           <w:noProof/>
         </w:rPr>
-        <w:lastRenderedPageBreak/>
         <mc:AlternateContent>
           <mc:Choice Requires="wps">
             <w:drawing>
@@ -6063,6 +5793,9 @@
     <w:p>
       <w:pPr>
         <w:pStyle w:val="123"/>
+        <w:rPr>
+          <w:rFonts w:hint="eastAsia"/>
+        </w:rPr>
       </w:pPr>
       <w:r>
         <w:rPr>
@@ -6110,18 +5843,6 @@
     </w:p>
     <w:p>
       <w:pPr>
-        <w:pStyle w:val="1230"/>
-        <w:ind w:left="588"/>
-      </w:pPr>
-      <w:r>
-        <w:rPr>
-          <w:rFonts w:hint="eastAsia"/>
-        </w:rPr>
-        <w:t>【答案】向左；静止或向右运动或向左运动且速度小于风速；向右运动。</w:t>
-      </w:r>
-    </w:p>
-    <w:p>
-      <w:pPr>
         <w:spacing w:line="288" w:lineRule="auto"/>
         <w:ind w:leftChars="-100" w:left="-210"/>
         <w:rPr>
@@ -6133,6 +5854,7 @@
           <w:rFonts w:ascii="Times New Roman" w:eastAsiaTheme="majorEastAsia" w:hAnsi="Times New Roman" w:cs="Times New Roman"/>
           <w:noProof/>
         </w:rPr>
+        <w:lastRenderedPageBreak/>
         <mc:AlternateContent>
           <mc:Choice Requires="wpg">
             <w:drawing>
@@ -7454,7 +7176,6 @@
           <w:rFonts w:hint="eastAsia"/>
           <w:noProof/>
         </w:rPr>
-        <w:lastRenderedPageBreak/>
         <w:drawing>
           <wp:inline distT="0" distB="0" distL="0" distR="0" wp14:anchorId="2789908F" wp14:editId="637B88F3">
             <wp:extent cx="972185" cy="1087755"/>
@@ -7498,54 +7219,6 @@
       <w:pPr>
         <w:pStyle w:val="af3"/>
       </w:pPr>
-      <w:r>
-        <w:t>【答案】</w:t>
-      </w:r>
-      <w:r>
-        <w:rPr>
-          <w:rFonts w:hint="eastAsia"/>
-        </w:rPr>
-        <w:t>（</w:t>
-      </w:r>
-      <w:r>
-        <w:t>1</w:t>
-      </w:r>
-      <w:r>
-        <w:t>）秒表；（</w:t>
-      </w:r>
-      <w:r>
-        <w:t>2</w:t>
-      </w:r>
-      <w:r>
-        <w:t>）</w:t>
-      </w:r>
-      <w:r>
-        <w:rPr>
-          <w:rFonts w:ascii="Cambria Math" w:hAnsi="Cambria Math" w:cs="Cambria Math"/>
-        </w:rPr>
-        <w:t>①</w:t>
-      </w:r>
-      <w:r>
-        <w:t>细线长度；</w:t>
-      </w:r>
-      <w:r>
-        <w:rPr>
-          <w:rFonts w:ascii="Cambria Math" w:hAnsi="Cambria Math" w:cs="Cambria Math"/>
-        </w:rPr>
-        <w:t>②</w:t>
-      </w:r>
-      <w:r>
-        <w:t>A</w:t>
-      </w:r>
-      <w:r>
-        <w:t>；无关；控制变量；（</w:t>
-      </w:r>
-      <w:r>
-        <w:t>3</w:t>
-      </w:r>
-      <w:r>
-        <w:t>）大；短。</w:t>
-      </w:r>
     </w:p>
     <w:p>
       <w:pPr>
